--- a/Fase 1/Evidencias Grupales/1.5_GuiaEstudiante_Fase 1_Definicion Proyecto APT.docx
+++ b/Fase 1/Evidencias Grupales/1.5_GuiaEstudiante_Fase 1_Definicion Proyecto APT.docx
@@ -1096,7 +1096,7 @@
                 <w:szCs w:val="20"/>
                 <w:lang w:eastAsia="es-CL"/>
               </w:rPr>
-              <w:t>Easy Office se dedica a formalizar emprendimientos y a gestionar toda la documentación que eso implica: creación de empresas, inicio de actividades, domicilio tributario, contratos, declaraciones juradas. Hoy ese trabajo se hace a mano: alguien rellena un contrato, lo sube a la plataforma de firma electrónica, lo descarga una vez firmado y se lo reenvía al cliente. Todo depende de que un agente esté disponible en ese momento, lo que genera esperas y le pone un techo a cuánto puede crecer la empresa sin contratar más gente. El proyecto se sitúa en la Región Metropolitana, en la operación diaria de Easy Office con sus clientes emprendedores. Afecta directamente a los agentes, que hoy gestionan todo manualmente, y a los clientes finales, que quedan atados al horario de oficina para completar un trámite. Lo que aporta este proyecto es una primera versión de un CRM que automatice la generación, firma y entrega de los documentos con más movimiento, como primer paso hacia una atención más inmediata y menos dependiente de que alguien esté disponible para tramitarlo a mano.</w:t>
+              <w:t>Easy Office se dedica a formalizar emprendimientos y a gestionar toda la documentación que eso implica: creación de empresas, inicio de actividades, domicilio tributario, contratos, declaraciones juradas. Hoy ese trabajo se hace a mano: alguien rellena un contrato, lo sube a la plataforma de firma electrónica, lo descarga una vez firmado y se lo reenvía al cliente. Todo depende de que un agente esté disponible en ese momento, lo que genera esperas y le pone un techo a cuánto puede crecer la empresa sin contratar más gente. Easy Office tiene su casa matriz en la Región de Valparaíso y una sucursal en la Región Metropolitana; el proyecto se sitúa en la operación diaria de esa sucursal, con sus clientes emprendedores. Afecta directamente a los agentes, que hoy gestionan todo manualmente, y a los clientes finales, que quedan atados al horario de oficina para completar un trámite. Lo que aporta este proyecto es una primera versión de un CRM que automatice la generación, firma y entrega de los documentos con más movimiento, como primer paso hacia una atención más inmediata y menos dependiente de que alguien esté disponible para tramitarlo a mano.</w:t>
             </w:r>
           </w:p>
         </w:tc>
@@ -1308,7 +1308,7 @@
                 <w:szCs w:val="20"/>
                 <w:lang w:eastAsia="es-CL"/>
               </w:rPr>
-              <w:t>El interés de Diego está en el desarrollo de software, y en particular en el levantamiento y la definición de soluciones, más que en programar sobre un requerimiento que ya llega armado. En este proyecto es el líder y el contacto directo con el cliente, lo que lo obliga a traducir conversaciones de negocio en objetivos y en una arquitectura concreta. Es el tipo de rol que le gustaría tener a futuro, así que este proyecto le sirve como una instancia real de práctica en esa dirección.</w:t>
+              <w:t>El interés de Diego está en el desarrollo de software, y en particular en el levantamiento y la definición de soluciones, más que en programar sobre un requerimiento que ya llega armado. En este proyecto es el Product Owner y el contacto directo con el cliente, lo que lo obliga a traducir conversaciones de negocio en objetivos y en una arquitectura concreta. Es el tipo de rol que le gustaría tener a futuro, así que este proyecto le sirve como una instancia real de práctica en esa dirección.</w:t>
             </w:r>
           </w:p>
         </w:tc>
@@ -1915,7 +1915,7 @@
                 <w:iCs/>
                 <w:lang w:eastAsia="es-CL"/>
               </w:rPr>
-              <w:t xml:space="preserve"> de aproximadamente dos semanas. Cada uno parte con historias de usuario priorizadas desde el </w:t>
+              <w:t xml:space="preserve"> de aproximadamente tres semanas. Cada uno parte con historias de usuario priorizadas desde el </w:t>
             </w:r>
             <w:proofErr w:type="spellStart"/>
             <w:r>
@@ -1933,7 +1933,7 @@
                 <w:iCs/>
                 <w:lang w:eastAsia="es-CL"/>
               </w:rPr>
-              <w:t xml:space="preserve"> Backlog, y cierra con una instancia de revisión del incremento construido. Funciones del equipo: Diego Navarrete lidera el proyecto y es el contacto directo con el cliente, encargado del levantamiento de requerimientos y la planificación general. Andrés Fernández se enfoca en la documentación formal y las evidencias que pide la asignatura. Dunkan Hernández apoya en pruebas y desarrollo. Las tareas de desarrollo se van a repartir entre los tres durante la planificación de cada sprint.</w:t>
+              <w:t xml:space="preserve"> Backlog, y cierra con una instancia de revisión del incremento construido. Funciones del equipo: Diego Navarrete es el Product Owner y el contacto directo con el cliente, encargado del levantamiento de requerimientos y la planificación general. Andrés Fernández es el Scrum Master y se enfoca en la documentación formal y las evidencias que pide la asignatura. Dunkan Hernández es Developer, con foco en pruebas y desarrollo. Las tareas de desarrollo se van a repartir entre los tres durante la planificación de cada sprint.</w:t>
             </w:r>
           </w:p>
           <w:p>
@@ -4354,6 +4354,16 @@
             <w:tcW w:w="1701" w:type="dxa"/>
           </w:tcPr>
           <w:p>
+            <w:r>
+              <w:t>Construcción incremental del CRM en 4 sprints de 3 semanas: Sprint 1 (S5-S7) mockups + clientes + backend base; Sprint 2 (S8-S10) contrato + firma electrónica; Sprint 3 (S11-S13) trazabilidad + roles; Sprint 4 (S14-S16) pruebas + Docker + manual técnico.</w:t>
+            </w:r>
+          </w:p>
+        </w:tc>
+        <w:tc>
+          <w:tcPr>
+            <w:tcW w:w="1276" w:type="dxa"/>
+          </w:tcPr>
+          <w:p>
             <w:pPr>
               <w:jc w:val="both"/>
               <w:rPr>
@@ -4368,31 +4378,16 @@
                 <w:iCs/>
                 <w:lang w:eastAsia="es-CL"/>
               </w:rPr>
-              <w:t xml:space="preserve">Construcción incremental del CRM en </w:t>
-            </w:r>
-            <w:proofErr w:type="spellStart"/>
-            <w:r>
-              <w:rPr>
-                <w:rFonts w:ascii="Calibri" w:hAnsi="Calibri" w:cs="Arial"/>
-                <w:iCs/>
-                <w:lang w:eastAsia="es-CL"/>
-              </w:rPr>
-              <w:t>sprints</w:t>
-            </w:r>
-            <w:proofErr w:type="spellEnd"/>
-            <w:r>
-              <w:rPr>
-                <w:rFonts w:ascii="Calibri" w:hAnsi="Calibri" w:cs="Arial"/>
-                <w:iCs/>
-                <w:lang w:eastAsia="es-CL"/>
-              </w:rPr>
-              <w:t>, priorizando el backlog definido.</w:t>
-            </w:r>
-          </w:p>
-        </w:tc>
-        <w:tc>
-          <w:tcPr>
-            <w:tcW w:w="1276" w:type="dxa"/>
+              <w:t>Entorno de desarrollo, GitHub</w:t>
+            </w:r>
+          </w:p>
+        </w:tc>
+        <w:tc>
+          <w:tcPr>
+            <w:tcW w:w="1134" w:type="dxa"/>
+            <w:tcBorders>
+              <w:right w:val="single" w:sz="4" w:space="0" w:color="FFFFFF" w:themeColor="background1"/>
+            </w:tcBorders>
           </w:tcPr>
           <w:p>
             <w:pPr>
@@ -4409,16 +4404,17 @@
                 <w:iCs/>
                 <w:lang w:eastAsia="es-CL"/>
               </w:rPr>
-              <w:t>Entorno de desarrollo, GitHub</w:t>
-            </w:r>
-          </w:p>
-        </w:tc>
-        <w:tc>
-          <w:tcPr>
-            <w:tcW w:w="1134" w:type="dxa"/>
-            <w:tcBorders>
-              <w:right w:val="single" w:sz="4" w:space="0" w:color="FFFFFF" w:themeColor="background1"/>
-            </w:tcBorders>
+              <w:t>Semanas 5-16</w:t>
+            </w:r>
+          </w:p>
+        </w:tc>
+        <w:tc>
+          <w:tcPr>
+            <w:tcW w:w="992" w:type="dxa"/>
+            <w:tcBorders>
+              <w:left w:val="single" w:sz="4" w:space="0" w:color="FFFFFF" w:themeColor="background1"/>
+            </w:tcBorders>
+            <w:shd w:val="clear" w:color="auto" w:fill="D9D9D9" w:themeFill="background1" w:themeFillShade="D9"/>
           </w:tcPr>
           <w:p>
             <w:pPr>
@@ -4435,33 +4431,6 @@
                 <w:iCs/>
                 <w:lang w:eastAsia="es-CL"/>
               </w:rPr>
-              <w:t>Semanas 6-14</w:t>
-            </w:r>
-          </w:p>
-        </w:tc>
-        <w:tc>
-          <w:tcPr>
-            <w:tcW w:w="992" w:type="dxa"/>
-            <w:tcBorders>
-              <w:left w:val="single" w:sz="4" w:space="0" w:color="FFFFFF" w:themeColor="background1"/>
-            </w:tcBorders>
-            <w:shd w:val="clear" w:color="auto" w:fill="D9D9D9" w:themeFill="background1" w:themeFillShade="D9"/>
-          </w:tcPr>
-          <w:p>
-            <w:pPr>
-              <w:jc w:val="both"/>
-              <w:rPr>
-                <w:rFonts w:ascii="Calibri" w:hAnsi="Calibri" w:cs="Arial"/>
-                <w:iCs/>
-                <w:lang w:eastAsia="es-CL"/>
-              </w:rPr>
-            </w:pPr>
-            <w:r>
-              <w:rPr>
-                <w:rFonts w:ascii="Calibri" w:hAnsi="Calibri" w:cs="Arial"/>
-                <w:iCs/>
-                <w:lang w:eastAsia="es-CL"/>
-              </w:rPr>
               <w:t>Diego Navarrete, Dun</w:t>
             </w:r>
             <w:r>
@@ -4487,32 +4456,9 @@
             <w:tcW w:w="1560" w:type="dxa"/>
           </w:tcPr>
           <w:p>
-            <w:pPr>
-              <w:jc w:val="both"/>
-              <w:rPr>
-                <w:rFonts w:ascii="Calibri" w:hAnsi="Calibri" w:cs="Arial"/>
-                <w:iCs/>
-                <w:lang w:eastAsia="es-CL"/>
-              </w:rPr>
-            </w:pPr>
-            <w:r>
-              <w:rPr>
-                <w:rFonts w:ascii="Calibri" w:hAnsi="Calibri" w:cs="Arial"/>
-                <w:iCs/>
-                <w:lang w:eastAsia="es-CL"/>
-              </w:rPr>
-              <w:t xml:space="preserve">Ajustar duración según cantidad de </w:t>
-            </w:r>
-            <w:proofErr w:type="spellStart"/>
-            <w:r>
-              <w:rPr>
-                <w:rFonts w:ascii="Calibri" w:hAnsi="Calibri" w:cs="Arial"/>
-                <w:iCs/>
-                <w:lang w:eastAsia="es-CL"/>
-              </w:rPr>
-              <w:t>sprints</w:t>
-            </w:r>
-            <w:proofErr w:type="spellEnd"/>
+            <w:r>
+              <w:t>4 sprints de 3 semanas, alineados con la Presentación.</w:t>
+            </w:r>
           </w:p>
         </w:tc>
       </w:tr>
@@ -4802,6 +4748,51 @@
             <w:tcW w:w="1701" w:type="dxa"/>
           </w:tcPr>
           <w:p>
+            <w:r>
+              <w:t>Empaquetado de la solución con Docker y preparación del entorno de despliegue (parte del Sprint 4).</w:t>
+            </w:r>
+          </w:p>
+        </w:tc>
+        <w:tc>
+          <w:tcPr>
+            <w:tcW w:w="1276" w:type="dxa"/>
+          </w:tcPr>
+          <w:p>
+            <w:pPr>
+              <w:rPr>
+                <w:rFonts w:ascii="Calibri" w:hAnsi="Calibri" w:cs="Arial"/>
+                <w:iCs/>
+                <w:lang w:eastAsia="es-CL"/>
+              </w:rPr>
+            </w:pPr>
+            <w:r>
+              <w:rPr>
+                <w:rFonts w:ascii="Calibri" w:hAnsi="Calibri" w:cs="Arial"/>
+                <w:iCs/>
+                <w:lang w:eastAsia="es-CL"/>
+              </w:rPr>
+              <w:t xml:space="preserve">Docker, </w:t>
+            </w:r>
+            <w:proofErr w:type="spellStart"/>
+            <w:r>
+              <w:rPr>
+                <w:rFonts w:ascii="Calibri" w:hAnsi="Calibri" w:cs="Arial"/>
+                <w:iCs/>
+                <w:lang w:eastAsia="es-CL"/>
+              </w:rPr>
+              <w:t>docker-compose</w:t>
+            </w:r>
+            <w:proofErr w:type="spellEnd"/>
+          </w:p>
+        </w:tc>
+        <w:tc>
+          <w:tcPr>
+            <w:tcW w:w="1134" w:type="dxa"/>
+            <w:tcBorders>
+              <w:right w:val="single" w:sz="4" w:space="0" w:color="FFFFFF" w:themeColor="background1"/>
+            </w:tcBorders>
+          </w:tcPr>
+          <w:p>
             <w:pPr>
               <w:jc w:val="both"/>
               <w:rPr>
@@ -4816,73 +4807,7 @@
                 <w:iCs/>
                 <w:lang w:eastAsia="es-CL"/>
               </w:rPr>
-              <w:t>Empaquetado de la solución con Docker y preparación del entorno de despliegue</w:t>
-            </w:r>
-            <w:r>
-              <w:rPr>
-                <w:rFonts w:ascii="Calibri" w:hAnsi="Calibri" w:cs="Arial"/>
-                <w:iCs/>
-                <w:lang w:eastAsia="es-CL"/>
-              </w:rPr>
-              <w:t>.</w:t>
-            </w:r>
-          </w:p>
-        </w:tc>
-        <w:tc>
-          <w:tcPr>
-            <w:tcW w:w="1276" w:type="dxa"/>
-          </w:tcPr>
-          <w:p>
-            <w:pPr>
-              <w:rPr>
-                <w:rFonts w:ascii="Calibri" w:hAnsi="Calibri" w:cs="Arial"/>
-                <w:iCs/>
-                <w:lang w:eastAsia="es-CL"/>
-              </w:rPr>
-            </w:pPr>
-            <w:r>
-              <w:rPr>
-                <w:rFonts w:ascii="Calibri" w:hAnsi="Calibri" w:cs="Arial"/>
-                <w:iCs/>
-                <w:lang w:eastAsia="es-CL"/>
-              </w:rPr>
-              <w:t xml:space="preserve">Docker, </w:t>
-            </w:r>
-            <w:proofErr w:type="spellStart"/>
-            <w:r>
-              <w:rPr>
-                <w:rFonts w:ascii="Calibri" w:hAnsi="Calibri" w:cs="Arial"/>
-                <w:iCs/>
-                <w:lang w:eastAsia="es-CL"/>
-              </w:rPr>
-              <w:t>docker-compose</w:t>
-            </w:r>
-            <w:proofErr w:type="spellEnd"/>
-          </w:p>
-        </w:tc>
-        <w:tc>
-          <w:tcPr>
-            <w:tcW w:w="1134" w:type="dxa"/>
-            <w:tcBorders>
-              <w:right w:val="single" w:sz="4" w:space="0" w:color="FFFFFF" w:themeColor="background1"/>
-            </w:tcBorders>
-          </w:tcPr>
-          <w:p>
-            <w:pPr>
-              <w:jc w:val="both"/>
-              <w:rPr>
-                <w:rFonts w:ascii="Calibri" w:hAnsi="Calibri" w:cs="Arial"/>
-                <w:iCs/>
-                <w:lang w:eastAsia="es-CL"/>
-              </w:rPr>
-            </w:pPr>
-            <w:r>
-              <w:rPr>
-                <w:rFonts w:ascii="Calibri" w:hAnsi="Calibri" w:cs="Arial"/>
-                <w:iCs/>
-                <w:lang w:eastAsia="es-CL"/>
-              </w:rPr>
-              <w:t>Semanas 15-16</w:t>
+              <w:t>Semanas 14-16</w:t>
             </w:r>
           </w:p>
         </w:tc>
